--- a/outputs/weekly/2026-W40_當週鐵人新知與文章整理_中文版.docx
+++ b/outputs/weekly/2026-W40_當週鐵人新知與文章整理_中文版.docx
@@ -27,7 +27,7 @@
           <w:color w:val="555555"/>
           <w:sz w:val="19"/>
         </w:rPr>
-        <w:t>彙整時間：2026-09-28 09:00:19　｜　時間範圍：過去 7 天</w:t>
+        <w:t>彙整時間：2026-09-28 15:47:40　｜　時間範圍：過去 7 天</w:t>
         <w:br/>
         <w:t>來源網站：Slowtwitch, Triathlete, 220 Triathlon, TrainingPeaks, Joe Friel (已翻譯為繁體中文)</w:t>
       </w:r>
@@ -224,7 +224,7 @@
           <w:color w:val="333333"/>
           <w:sz w:val="19"/>
         </w:rPr>
-        <w:t>1. A new triathlon smartwatch that costs 25% less than its competitors, a sustainable product made from recycled wetsuits, and more；</w:t>
+        <w:t>1. 新款鐵人三項智慧手錶的成本比競爭對手低 25%，採用回收潛水衣製成的永續產品等等；</w:t>
       </w:r>
     </w:p>
     <w:p>
@@ -240,7 +240,7 @@
           <w:color w:val="333333"/>
           <w:sz w:val="19"/>
         </w:rPr>
-        <w:t>2. Here's what our editors keep reaching for in their training；</w:t>
+        <w:t>2. 這是我們的編輯在培訓中不斷追求的目標；</w:t>
       </w:r>
     </w:p>
     <w:p>
@@ -282,7 +282,7 @@
             <w:rFonts w:ascii="Calibri" w:hAnsi="Calibri" w:eastAsia="Microsoft JhengHei"/>
             <w:sz w:val="22"/>
           </w:rPr>
-          <w:t>我在2026年遊了數千米，找到了我最喜愛的男士遊泳幹擾器–以下是最好的</w:t>
+          <w:t>我遊了數千米才找到 2026 年我最喜歡的男士游泳褲 - 這是最好的</w:t>
         </w:r>
       </w:hyperlink>
     </w:p>
@@ -346,7 +346,7 @@
           <w:color w:val="333333"/>
           <w:sz w:val="19"/>
         </w:rPr>
-        <w:t>2. Here are the 10 pairs that stood out；</w:t>
+        <w:t>2. 以下是脫穎而出的 10 對；</w:t>
       </w:r>
     </w:p>
     <w:p>
@@ -388,7 +388,7 @@
             <w:rFonts w:ascii="Calibri" w:hAnsi="Calibri" w:eastAsia="Microsoft JhengHei"/>
             <w:sz w:val="22"/>
           </w:rPr>
-          <w:t>最好的鐵人三項潛水服有哪些？以下是我們十大經過驗證的精選餐廳</w:t>
+          <w:t>什麼是最好的鐵人三項潛水衣？以下是我們經過測試的 10 款最佳選擇</w:t>
         </w:r>
       </w:hyperlink>
     </w:p>
@@ -436,7 +436,7 @@
           <w:color w:val="333333"/>
           <w:sz w:val="19"/>
         </w:rPr>
-        <w:t>1. Looking for a triathlon wetsuit；</w:t>
+        <w:t>1. 正在尋找鐵人三項潛水服；</w:t>
       </w:r>
     </w:p>
     <w:p>
@@ -494,7 +494,7 @@
             <w:rFonts w:ascii="Calibri" w:hAnsi="Calibri" w:eastAsia="Microsoft JhengHei"/>
             <w:sz w:val="22"/>
           </w:rPr>
-          <w:t>我已經測試了10個冷水遊泳手套–這是今年冬天值得購買的一對</w:t>
+          <w:t>我測試了 10 款冷水游泳手套——這些都是今年冬天值得購買的手套</w:t>
         </w:r>
       </w:hyperlink>
     </w:p>
@@ -580,112 +580,6 @@
     <w:p>
       <w:pPr>
         <w:keepNext/>
-        <w:spacing w:before="160" w:after="40"/>
-      </w:pPr>
-      <w:r>
-        <w:rPr>
-          <w:rFonts w:ascii="Calibri" w:hAnsi="Calibri" w:eastAsia="Microsoft JhengHei"/>
-          <w:b/>
-          <w:color w:val="595959"/>
-          <w:sz w:val="19"/>
-        </w:rPr>
-        <w:t xml:space="preserve">【220 Triathlon | 2026-09-21】 </w:t>
-      </w:r>
-      <w:hyperlink w:rId="rId16">
-        <w:r>
-          <w:rPr>
-            <w:color w:val="1F4D78"/>
-            <w:u w:val="single"/>
-            <w:b/>
-            <w:rFonts w:ascii="Calibri" w:hAnsi="Calibri" w:eastAsia="Microsoft JhengHei"/>
-            <w:sz w:val="22"/>
-          </w:rPr>
-          <w:t>What are the best swimming goggles?游泳教練測試了泳池和開放水域游泳的 11 種最佳選擇</w:t>
-        </w:r>
-      </w:hyperlink>
-    </w:p>
-    <w:p>
-      <w:pPr>
-        <w:spacing w:after="40"/>
-        <w:ind w:left="360"/>
-      </w:pPr>
-      <w:r>
-        <w:rPr>
-          <w:rFonts w:ascii="Calibri" w:hAnsi="Calibri" w:eastAsia="Microsoft JhengHei"/>
-          <w:b w:val="0"/>
-          <w:i/>
-          <w:color w:val="777777"/>
-          <w:sz w:val="17"/>
-        </w:rPr>
-        <w:t>原名: What are the best swimming goggles? Swim coach tests the top 11 options for pool and open-water swims</w:t>
-      </w:r>
-    </w:p>
-    <w:p>
-      <w:pPr>
-        <w:spacing w:after="40"/>
-        <w:ind w:left="360"/>
-      </w:pPr>
-      <w:r>
-        <w:rPr>
-          <w:rFonts w:ascii="Calibri" w:hAnsi="Calibri" w:eastAsia="Microsoft JhengHei"/>
-          <w:b/>
-          <w:color w:val="1F4D78"/>
-          <w:sz w:val="19"/>
-        </w:rPr>
-        <w:t>💡 【繁體中文 3 大重點摘要】：</w:t>
-      </w:r>
-    </w:p>
-    <w:p>
-      <w:pPr>
-        <w:pStyle w:val="ListBullet"/>
-        <w:spacing w:after="40"/>
-        <w:ind w:left="576"/>
-      </w:pPr>
-      <w:r>
-        <w:rPr>
-          <w:rFonts w:ascii="Calibri" w:hAnsi="Calibri" w:eastAsia="Microsoft JhengHei"/>
-          <w:b w:val="0"/>
-          <w:color w:val="333333"/>
-          <w:sz w:val="19"/>
-        </w:rPr>
-        <w:t>1. 戴上這款久經考驗的泳鏡，清晰舒適地游泳；</w:t>
-      </w:r>
-    </w:p>
-    <w:p>
-      <w:pPr>
-        <w:pStyle w:val="ListBullet"/>
-        <w:spacing w:after="40"/>
-        <w:ind w:left="576"/>
-      </w:pPr>
-      <w:r>
-        <w:rPr>
-          <w:rFonts w:ascii="Calibri" w:hAnsi="Calibri" w:eastAsia="Microsoft JhengHei"/>
-          <w:b w:val="0"/>
-          <w:color w:val="333333"/>
-          <w:sz w:val="19"/>
-        </w:rPr>
-        <w:t>2. 我是一名開放水域游泳教練，我回顧了 10 款最好的護目鏡，這是我的結論；</w:t>
-      </w:r>
-    </w:p>
-    <w:p>
-      <w:pPr>
-        <w:pStyle w:val="ListBullet"/>
-        <w:spacing w:after="40"/>
-        <w:ind w:left="576"/>
-      </w:pPr>
-      <w:r>
-        <w:rPr>
-          <w:rFonts w:ascii="Calibri" w:hAnsi="Calibri" w:eastAsia="Microsoft JhengHei"/>
-          <w:b w:val="0"/>
-          <w:color w:val="333333"/>
-          <w:sz w:val="19"/>
-        </w:rPr>
-        <w:t>3. 提供鐵人三項選手在實務備賽、運動防傷與體能恢復上的具體應用指導。。</w:t>
-      </w:r>
-    </w:p>
-    <w:p>
-      <w:pPr>
-        <w:keepNext/>
         <w:spacing w:before="320" w:after="160"/>
       </w:pPr>
       <w:r>
@@ -712,7 +606,7 @@
         </w:rPr>
         <w:t xml:space="preserve">【220 Triathlon | 2026-09-27】 </w:t>
       </w:r>
-      <w:hyperlink w:rId="rId17">
+      <w:hyperlink w:rId="rId16">
         <w:r>
           <w:rPr>
             <w:color w:val="1F4D78"/>
@@ -769,7 +663,7 @@
           <w:color w:val="333333"/>
           <w:sz w:val="19"/>
         </w:rPr>
-        <w:t>1. 新的研究表明，在團隊中跑步可以減少空氣動力阻力，並幫助跑步者節省能源，所以即使作為中組跑者，選秀也可以成為更快馬拉鬆的秘訣嗎；</w:t>
+        <w:t>1. 新的研究表明，集體跑步可以減少空氣動力阻力並幫助跑步者節省能量，那麼即使是中等規模的跑步者，起草動作是否也能成為跑得更快的馬拉鬆的秘訣呢；</w:t>
       </w:r>
     </w:p>
     <w:p>
@@ -818,7 +712,7 @@
         </w:rPr>
         <w:t xml:space="preserve">【Slowtwitch | 2026-09-26】 </w:t>
       </w:r>
-      <w:hyperlink w:rId="rId18">
+      <w:hyperlink w:rId="rId17">
         <w:r>
           <w:rPr>
             <w:color w:val="1F4D78"/>
@@ -827,7 +721,7 @@
             <w:rFonts w:ascii="Calibri" w:hAnsi="Calibri" w:eastAsia="Microsoft JhengHei"/>
             <w:sz w:val="22"/>
           </w:rPr>
-          <w:t>Casper Stornes在訓練中將腳踏車撞出科納</w:t>
+          <w:t>卡斯珀·斯托恩斯 (Casper Stornes) 在科納訓練時撞車</w:t>
         </w:r>
       </w:hyperlink>
     </w:p>
@@ -875,7 +769,7 @@
           <w:color w:val="333333"/>
           <w:sz w:val="19"/>
         </w:rPr>
-        <w:t>1. 來自附近熱帶風暴的風導致斯託恩斯墜毀，遭受多處裂縫；</w:t>
+        <w:t>1. 附近熱帶風暴的大風導致斯托恩斯墜毀，造成多處骨折；</w:t>
       </w:r>
     </w:p>
     <w:p>
@@ -891,7 +785,7 @@
           <w:color w:val="333333"/>
           <w:sz w:val="19"/>
         </w:rPr>
-        <w:t>2. 帖子Casper Stornes在訓練中撞車， Out of Kona首次出現在Slowtwitch News上；</w:t>
+        <w:t>2. 卡斯珀·斯托恩斯 (Casper Stornes) 在科納訓練時撞車的帖子首次出現在 Slowtwitch News 上；</w:t>
       </w:r>
     </w:p>
     <w:p>
@@ -924,7 +818,7 @@
         </w:rPr>
         <w:t xml:space="preserve">【220 Triathlon | 2026-09-25】 </w:t>
       </w:r>
-      <w:hyperlink w:rId="rId19">
+      <w:hyperlink w:rId="rId18">
         <w:r>
           <w:rPr>
             <w:color w:val="1F4D78"/>
@@ -933,7 +827,7 @@
             <w:rFonts w:ascii="Calibri" w:hAnsi="Calibri" w:eastAsia="Microsoft JhengHei"/>
             <w:sz w:val="22"/>
           </w:rPr>
-          <w:t>最好的跑鞋是什麼？我們的跑步團隊在2026年測試了11個最受歡迎的賽車和訓練選項</w:t>
+          <w:t>最好的跑鞋是什麼？我們的跑步團隊測試了 2026 年最愛的 11 種比賽和訓練選項</w:t>
         </w:r>
       </w:hyperlink>
     </w:p>
@@ -981,7 +875,7 @@
           <w:color w:val="333333"/>
           <w:sz w:val="19"/>
         </w:rPr>
-        <w:t>1. 對於尋找跑鞋感到困惑，並希望找到最適合您的鞋子；</w:t>
+        <w:t>1. 對尋找跑鞋感到困惑並想找到最適合您的一雙；</w:t>
       </w:r>
     </w:p>
     <w:p>
@@ -997,7 +891,7 @@
           <w:color w:val="333333"/>
           <w:sz w:val="19"/>
         </w:rPr>
-        <w:t>2. 以下是我們最喜歡的11款全能跑鞋，由瞭解其內容的專家進行測試；</w:t>
+        <w:t>2. 以下是我們最喜歡的 11 款全能跑鞋，均由了解其性能的專家進行測試；</w:t>
       </w:r>
     </w:p>
     <w:p>
@@ -1030,7 +924,7 @@
         </w:rPr>
         <w:t xml:space="preserve">【Triathlete Magazine | 2026-09-24】 </w:t>
       </w:r>
-      <w:hyperlink w:rId="rId20">
+      <w:hyperlink w:rId="rId19">
         <w:r>
           <w:rPr>
             <w:color w:val="1F4D78"/>
@@ -1039,7 +933,7 @@
             <w:rFonts w:ascii="Calibri" w:hAnsi="Calibri" w:eastAsia="Microsoft JhengHei"/>
             <w:sz w:val="22"/>
           </w:rPr>
-          <w:t>Garmin已進入無螢幕可穿戴世界。$ 200 Cirqa值嗎？</w:t>
+          <w:t>Garmin 已進入無螢幕穿戴裝置領域。 200 美元的 Cirqa 值得嗎？</w:t>
         </w:r>
       </w:hyperlink>
     </w:p>
@@ -1087,7 +981,7 @@
           <w:color w:val="333333"/>
           <w:sz w:val="19"/>
         </w:rPr>
-        <w:t>1. 擁有Garmin現有的生態系統和免訂閱模式，新的Cirqa是鐵人三項運動員應該關注的嗎；</w:t>
+        <w:t>1. 新款 Cirqa 擁有 Garmin 現有生態系統的使用和免訂閱模式，是鐵人三項運動員應該關注的嗎；</w:t>
       </w:r>
     </w:p>
     <w:p>
@@ -1103,7 +997,7 @@
           <w:color w:val="333333"/>
           <w:sz w:val="19"/>
         </w:rPr>
-        <w:t>2. 閱讀Garmin的完整文章已進入無螢幕模式；</w:t>
+        <w:t>2. 閱讀 Garmin 已進入無螢幕世界的完整文章；</w:t>
       </w:r>
     </w:p>
     <w:p>
@@ -1136,7 +1030,7 @@
         </w:rPr>
         <w:t xml:space="preserve">【220 Triathlon | 2026-09-24】 </w:t>
       </w:r>
-      <w:hyperlink w:rId="rId21">
+      <w:hyperlink w:rId="rId20">
         <w:r>
           <w:rPr>
             <w:color w:val="1F4D78"/>
@@ -1145,7 +1039,7 @@
             <w:rFonts w:ascii="Calibri" w:hAnsi="Calibri" w:eastAsia="Microsoft JhengHei"/>
             <w:sz w:val="22"/>
           </w:rPr>
-          <w:t>最好的鐵人三項手錶是什麼？我們為初學者至專業人士測試我們最喜愛的型號和品牌</w:t>
+          <w:t>最好的鐵人三項手錶有哪些？我們為初學者和專業人士測試我們最喜歡的型號和品牌</w:t>
         </w:r>
       </w:hyperlink>
     </w:p>
@@ -1193,7 +1087,7 @@
           <w:color w:val="333333"/>
           <w:sz w:val="19"/>
         </w:rPr>
-        <w:t>1. 鐵人三項智慧手錶完全改變了訓練和賽車；</w:t>
+        <w:t>1. 鐵人三項智慧手錶徹底改變了訓練和比賽；</w:t>
       </w:r>
     </w:p>
     <w:p>
@@ -1209,7 +1103,7 @@
           <w:color w:val="333333"/>
           <w:sz w:val="19"/>
         </w:rPr>
-        <w:t>2. 但市場上有這麼多，哪些值得花費；</w:t>
+        <w:t>2. 但市面上這麼多，哪些值得花呢；</w:t>
       </w:r>
     </w:p>
     <w:p>
@@ -1225,7 +1119,7 @@
           <w:color w:val="333333"/>
           <w:sz w:val="19"/>
         </w:rPr>
-        <w:t>3. 我們的鐵人三項測試人員審查了10個最佳選擇。</w:t>
+        <w:t>3. 我們的鐵人三項測試員回顧了 10 項最佳成績，以找出。</w:t>
       </w:r>
     </w:p>
     <w:p>
@@ -1242,7 +1136,7 @@
         </w:rPr>
         <w:t xml:space="preserve">【220 Triathlon | 2026-09-23】 </w:t>
       </w:r>
-      <w:hyperlink w:rId="rId22">
+      <w:hyperlink w:rId="rId21">
         <w:r>
           <w:rPr>
             <w:color w:val="1F4D78"/>
@@ -1251,7 +1145,7 @@
             <w:rFonts w:ascii="Calibri" w:hAnsi="Calibri" w:eastAsia="Microsoft JhengHei"/>
             <w:sz w:val="22"/>
           </w:rPr>
-          <w:t>Sigma Sport推出腳踏車、跑步和鐵人三項裝備的瘋狂發薪日特賣，作為巨大去庫存的一部分</w:t>
+          <w:t>Sigma Sport 推出瘋狂的發薪日促銷活動，出售自行車、跑步和鐵人三項裝備，作為大規模去庫存的一部分</w:t>
         </w:r>
       </w:hyperlink>
     </w:p>
@@ -1299,7 +1193,7 @@
           <w:color w:val="333333"/>
           <w:sz w:val="19"/>
         </w:rPr>
-        <w:t>1. 從最高規格的鐵人三項腳踏車到三件套裝和腳踏車裝備，享受數以千計的頂級鐵人三項產品優惠；</w:t>
+        <w:t>1. 購買數千種頂級鐵人三項產品，從最高規格的鐵人三項自行車到鐵人三項服和自行車裝備；</w:t>
       </w:r>
     </w:p>
     <w:p>
@@ -1315,7 +1209,7 @@
           <w:color w:val="333333"/>
           <w:sz w:val="19"/>
         </w:rPr>
-        <w:t>2. 馬上瀏覽，售完即止；</w:t>
+        <w:t>2. 立即瀏覽，售完為止；</w:t>
       </w:r>
     </w:p>
     <w:p>
@@ -1348,7 +1242,7 @@
         </w:rPr>
         <w:t xml:space="preserve">【Triathlete Magazine | 2026-09-23】 </w:t>
       </w:r>
-      <w:hyperlink w:rId="rId23">
+      <w:hyperlink w:rId="rId22">
         <w:r>
           <w:rPr>
             <w:color w:val="1F4D78"/>
@@ -1357,7 +1251,7 @@
             <w:rFonts w:ascii="Calibri" w:hAnsi="Calibri" w:eastAsia="Microsoft JhengHei"/>
             <w:sz w:val="22"/>
           </w:rPr>
-          <w:t>Core 2是否有助於為女性提供熱力訓練？對男性有好處嗎？</w:t>
+          <w:t>Core 2 可以帮助女性进行热力训练吗？對男性更好嗎？</w:t>
         </w:r>
       </w:hyperlink>
     </w:p>
@@ -1405,7 +1299,7 @@
           <w:color w:val="333333"/>
           <w:sz w:val="19"/>
         </w:rPr>
-        <w:t>1. 我們已經招募了兩名資深鐵人三項運動員來測試最新的熱訓練計畫裝置Core 2；</w:t>
+        <w:t>1. 我們招募了兩位經驗豐富的鐵人三項運動員來測試最新的熱訓練協議設備 Core 2；</w:t>
       </w:r>
     </w:p>
     <w:p>
@@ -1421,7 +1315,7 @@
           <w:color w:val="333333"/>
           <w:sz w:val="19"/>
         </w:rPr>
-        <w:t>2. 他們針對特定性別的印象可能會讓你大吃一驚；</w:t>
+        <w:t>2. 他們的性別印象可能會讓您感到驚訝；</w:t>
       </w:r>
     </w:p>
     <w:p>
@@ -1437,7 +1331,7 @@
           <w:color w:val="333333"/>
           <w:sz w:val="19"/>
         </w:rPr>
-        <w:t>3. 閱讀完整的文章核心2有助於加熱。</w:t>
+        <w:t>3. 閱讀全文：Core 2 是否有助於加熱。</w:t>
       </w:r>
     </w:p>
     <w:p>
@@ -1454,7 +1348,7 @@
         </w:rPr>
         <w:t xml:space="preserve">【220 Triathlon | 2026-09-23】 </w:t>
       </w:r>
-      <w:hyperlink w:rId="rId24">
+      <w:hyperlink w:rId="rId23">
         <w:r>
           <w:rPr>
             <w:color w:val="1F4D78"/>
@@ -1463,7 +1357,7 @@
             <w:rFonts w:ascii="Calibri" w:hAnsi="Calibri" w:eastAsia="Microsoft JhengHei"/>
             <w:sz w:val="22"/>
           </w:rPr>
-          <w:t>在新的Supercomp Elite 6中， “New Balance採用了大量的速度和舒適度提升技術”</w:t>
+          <w:t>“New Balance 在新款 Supercomp Elite 6 中融入了大量提高速度和舒適度的技術”</w:t>
         </w:r>
       </w:hyperlink>
     </w:p>
@@ -1511,7 +1405,7 @@
           <w:color w:val="333333"/>
           <w:sz w:val="19"/>
         </w:rPr>
-        <w:t>1. 快速、緩衝、推進…超級複合精英的第六次迭代真的能做到這一切嗎；</w:t>
+        <w:t>1. 快速、緩衝、推進……第六代 Supercomp Elite 真的能做到這一切嗎；</w:t>
       </w:r>
     </w:p>
     <w:p>
@@ -1527,7 +1421,113 @@
           <w:color w:val="333333"/>
           <w:sz w:val="19"/>
         </w:rPr>
-        <w:t>2. 嗯，不完全是–這是我經過幾個星期的測試後的經驗；</w:t>
+        <w:t>2. 嗯，不完全是——這是我經過幾週的測試運行後的經驗；</w:t>
+      </w:r>
+    </w:p>
+    <w:p>
+      <w:pPr>
+        <w:pStyle w:val="ListBullet"/>
+        <w:spacing w:after="40"/>
+        <w:ind w:left="576"/>
+      </w:pPr>
+      <w:r>
+        <w:rPr>
+          <w:rFonts w:ascii="Calibri" w:hAnsi="Calibri" w:eastAsia="Microsoft JhengHei"/>
+          <w:b w:val="0"/>
+          <w:color w:val="333333"/>
+          <w:sz w:val="19"/>
+        </w:rPr>
+        <w:t>3. 提供鐵人三項選手在實務備賽、運動防傷與體能恢復上的具體應用指導。。</w:t>
+      </w:r>
+    </w:p>
+    <w:p>
+      <w:pPr>
+        <w:keepNext/>
+        <w:spacing w:before="160" w:after="40"/>
+      </w:pPr>
+      <w:r>
+        <w:rPr>
+          <w:rFonts w:ascii="Calibri" w:hAnsi="Calibri" w:eastAsia="Microsoft JhengHei"/>
+          <w:b/>
+          <w:color w:val="595959"/>
+          <w:sz w:val="19"/>
+        </w:rPr>
+        <w:t xml:space="preserve">【220 Triathlon | 2026-09-22】 </w:t>
+      </w:r>
+      <w:hyperlink w:rId="rId24">
+        <w:r>
+          <w:rPr>
+            <w:color w:val="1F4D78"/>
+            <w:u w:val="single"/>
+            <w:b/>
+            <w:rFonts w:ascii="Calibri" w:hAnsi="Calibri" w:eastAsia="Microsoft JhengHei"/>
+            <w:sz w:val="22"/>
+          </w:rPr>
+          <w:t>所羅門適合鐵人三項嗎？鐵人三項新主要贊助商“力量依然在於表現”</w:t>
+        </w:r>
+      </w:hyperlink>
+    </w:p>
+    <w:p>
+      <w:pPr>
+        <w:spacing w:after="40"/>
+        <w:ind w:left="360"/>
+      </w:pPr>
+      <w:r>
+        <w:rPr>
+          <w:rFonts w:ascii="Calibri" w:hAnsi="Calibri" w:eastAsia="Microsoft JhengHei"/>
+          <w:b w:val="0"/>
+          <w:i/>
+          <w:color w:val="777777"/>
+          <w:sz w:val="17"/>
+        </w:rPr>
+        <w:t>原名: Is Salomon the right fit for triathlon? “The power remains in the performance” for Ironman’s new primary sponsor</w:t>
+      </w:r>
+    </w:p>
+    <w:p>
+      <w:pPr>
+        <w:spacing w:after="40"/>
+        <w:ind w:left="360"/>
+      </w:pPr>
+      <w:r>
+        <w:rPr>
+          <w:rFonts w:ascii="Calibri" w:hAnsi="Calibri" w:eastAsia="Microsoft JhengHei"/>
+          <w:b/>
+          <w:color w:val="1F4D78"/>
+          <w:sz w:val="19"/>
+        </w:rPr>
+        <w:t>💡 【繁體中文 3 大重點摘要】：</w:t>
+      </w:r>
+    </w:p>
+    <w:p>
+      <w:pPr>
+        <w:pStyle w:val="ListBullet"/>
+        <w:spacing w:after="40"/>
+        <w:ind w:left="576"/>
+      </w:pPr>
+      <w:r>
+        <w:rPr>
+          <w:rFonts w:ascii="Calibri" w:hAnsi="Calibri" w:eastAsia="Microsoft JhengHei"/>
+          <w:b w:val="0"/>
+          <w:color w:val="333333"/>
+          <w:sz w:val="19"/>
+        </w:rPr>
+        <w:t>1. 滑雪和越野跑品牌已與 Ironman 簽署了為期五年的協議，但需要的不僅僅是賽事贊助才能在鐵人三項賽領域取得成功；</w:t>
+      </w:r>
+    </w:p>
+    <w:p>
+      <w:pPr>
+        <w:pStyle w:val="ListBullet"/>
+        <w:spacing w:after="40"/>
+        <w:ind w:left="576"/>
+      </w:pPr>
+      <w:r>
+        <w:rPr>
+          <w:rFonts w:ascii="Calibri" w:hAnsi="Calibri" w:eastAsia="Microsoft JhengHei"/>
+          <w:b w:val="0"/>
+          <w:color w:val="333333"/>
+          <w:sz w:val="19"/>
+        </w:rPr>
+        <w:t>2. 分析來自 220 Triathlon 針對 騎車 (Cycling) 項目的關鍵訓練與器材建議。；</w:t>
       </w:r>
     </w:p>
     <w:p>
@@ -1569,112 +1569,6 @@
             <w:rFonts w:ascii="Calibri" w:hAnsi="Calibri" w:eastAsia="Microsoft JhengHei"/>
             <w:sz w:val="22"/>
           </w:rPr>
-          <w:t>Salomon是否適合鐵人三項？鐵人三項新主要贊助商的「表現仍有力量」</w:t>
-        </w:r>
-      </w:hyperlink>
-    </w:p>
-    <w:p>
-      <w:pPr>
-        <w:spacing w:after="40"/>
-        <w:ind w:left="360"/>
-      </w:pPr>
-      <w:r>
-        <w:rPr>
-          <w:rFonts w:ascii="Calibri" w:hAnsi="Calibri" w:eastAsia="Microsoft JhengHei"/>
-          <w:b w:val="0"/>
-          <w:i/>
-          <w:color w:val="777777"/>
-          <w:sz w:val="17"/>
-        </w:rPr>
-        <w:t>原名: Is Salomon the right fit for triathlon? “The power remains in the performance” for Ironman’s new primary sponsor</w:t>
-      </w:r>
-    </w:p>
-    <w:p>
-      <w:pPr>
-        <w:spacing w:after="40"/>
-        <w:ind w:left="360"/>
-      </w:pPr>
-      <w:r>
-        <w:rPr>
-          <w:rFonts w:ascii="Calibri" w:hAnsi="Calibri" w:eastAsia="Microsoft JhengHei"/>
-          <w:b/>
-          <w:color w:val="1F4D78"/>
-          <w:sz w:val="19"/>
-        </w:rPr>
-        <w:t>💡 【繁體中文 3 大重點摘要】：</w:t>
-      </w:r>
-    </w:p>
-    <w:p>
-      <w:pPr>
-        <w:pStyle w:val="ListBullet"/>
-        <w:spacing w:after="40"/>
-        <w:ind w:left="576"/>
-      </w:pPr>
-      <w:r>
-        <w:rPr>
-          <w:rFonts w:ascii="Calibri" w:hAnsi="Calibri" w:eastAsia="Microsoft JhengHei"/>
-          <w:b w:val="0"/>
-          <w:color w:val="333333"/>
-          <w:sz w:val="19"/>
-        </w:rPr>
-        <w:t>1. 這家滑雪和越野跑品牌已與IRONMAN簽署了一份為期五年的合約，但要想在三人世界取得成功，還不僅僅需要活動贊助；</w:t>
-      </w:r>
-    </w:p>
-    <w:p>
-      <w:pPr>
-        <w:pStyle w:val="ListBullet"/>
-        <w:spacing w:after="40"/>
-        <w:ind w:left="576"/>
-      </w:pPr>
-      <w:r>
-        <w:rPr>
-          <w:rFonts w:ascii="Calibri" w:hAnsi="Calibri" w:eastAsia="Microsoft JhengHei"/>
-          <w:b w:val="0"/>
-          <w:color w:val="333333"/>
-          <w:sz w:val="19"/>
-        </w:rPr>
-        <w:t>2. 分析來自 220 Triathlon 針對 騎車 (Cycling) 項目的關鍵訓練與器材建議。；</w:t>
-      </w:r>
-    </w:p>
-    <w:p>
-      <w:pPr>
-        <w:pStyle w:val="ListBullet"/>
-        <w:spacing w:after="40"/>
-        <w:ind w:left="576"/>
-      </w:pPr>
-      <w:r>
-        <w:rPr>
-          <w:rFonts w:ascii="Calibri" w:hAnsi="Calibri" w:eastAsia="Microsoft JhengHei"/>
-          <w:b w:val="0"/>
-          <w:color w:val="333333"/>
-          <w:sz w:val="19"/>
-        </w:rPr>
-        <w:t>3. 提供鐵人三項選手在實務備賽、運動防傷與體能恢復上的具體應用指導。。</w:t>
-      </w:r>
-    </w:p>
-    <w:p>
-      <w:pPr>
-        <w:keepNext/>
-        <w:spacing w:before="160" w:after="40"/>
-      </w:pPr>
-      <w:r>
-        <w:rPr>
-          <w:rFonts w:ascii="Calibri" w:hAnsi="Calibri" w:eastAsia="Microsoft JhengHei"/>
-          <w:b/>
-          <w:color w:val="595959"/>
-          <w:sz w:val="19"/>
-        </w:rPr>
-        <w:t xml:space="preserve">【220 Triathlon | 2026-09-22】 </w:t>
-      </w:r>
-      <w:hyperlink w:rId="rId26">
-        <w:r>
-          <w:rPr>
-            <w:color w:val="1F4D78"/>
-            <w:u w:val="single"/>
-            <w:b/>
-            <w:rFonts w:ascii="Calibri" w:hAnsi="Calibri" w:eastAsia="Microsoft JhengHei"/>
-            <w:sz w:val="22"/>
-          </w:rPr>
           <w:t>我是一名鐵人三項運動員，測試了數十個功率儀表–這些是我的2026年精選</w:t>
         </w:r>
       </w:hyperlink>
@@ -1723,7 +1617,7 @@
           <w:color w:val="333333"/>
           <w:sz w:val="19"/>
         </w:rPr>
-        <w:t>1. 我已經測試了鐵人三項的最佳功率計，比較了準確性、可用性、相容性和價值，以幫助您選擇適合您的腳踏車和預算的正確選項；</w:t>
+        <w:t>1. 我測試了最適合鐵人三項的功率計，比較了準確性、可用性、相容性和價值，以幫助您選擇適合您的自行車和預算的正確選項；</w:t>
       </w:r>
     </w:p>
     <w:p>
@@ -1772,7 +1666,7 @@
         </w:rPr>
         <w:t xml:space="preserve">【Slowtwitch | 2026-09-22】 </w:t>
       </w:r>
-      <w:hyperlink w:rId="rId27">
+      <w:hyperlink w:rId="rId26">
         <w:r>
           <w:rPr>
             <w:color w:val="1F4D78"/>
@@ -1781,7 +1675,7 @@
             <w:rFonts w:ascii="Calibri" w:hAnsi="Calibri" w:eastAsia="Microsoft JhengHei"/>
             <w:sz w:val="22"/>
           </w:rPr>
-          <w:t>我們注意到： IM Maryland Forces賽道關閉時發生嚴重單車撞車事故，結果發生變化， Worlds TT的Knibb Races等等</w:t>
+          <w:t>我們注意到：IM 馬裡蘭部隊球場關閉和結果變化、尼佈在世界 TT 比賽中發生的嚴重自行車事故等</w:t>
         </w:r>
       </w:hyperlink>
     </w:p>
@@ -1829,7 +1723,7 @@
           <w:color w:val="333333"/>
           <w:sz w:val="19"/>
         </w:rPr>
-        <w:t>1. 馬裡蘭州的一次可怕事故，回顧鐵人三項的成功以及週末比賽的更多結果；</w:t>
+        <w:t>1. 馬裡蘭州發生的一起可怕事故，回顧鐵人三項 TT 的成功以及週末比賽的更多結果；</w:t>
       </w:r>
     </w:p>
     <w:p>
@@ -1845,7 +1739,7 @@
           <w:color w:val="333333"/>
           <w:sz w:val="19"/>
         </w:rPr>
-        <w:t>2. 我們注意到的貼文： IM Maryland Forces課程結束時發生的嚴重單車碰撞事故及結果；</w:t>
+        <w:t>2. 我們注意到的帖子：IM 馬裡蘭州強制課程關閉和結果的嚴重自行車事故；</w:t>
       </w:r>
     </w:p>
     <w:p>
@@ -1878,7 +1772,7 @@
         </w:rPr>
         <w:t xml:space="preserve">【Triathlete Magazine | 2026-09-22】 </w:t>
       </w:r>
-      <w:hyperlink w:rId="rId28">
+      <w:hyperlink w:rId="rId27">
         <w:r>
           <w:rPr>
             <w:color w:val="1F4D78"/>
@@ -1887,7 +1781,7 @@
             <w:rFonts w:ascii="Calibri" w:hAnsi="Calibri" w:eastAsia="Microsoft JhengHei"/>
             <w:sz w:val="22"/>
           </w:rPr>
-          <w:t>已審核： Liv Avow進階SL</w:t>
+          <w:t>評論：Liv Avow Advanced SL</w:t>
         </w:r>
       </w:hyperlink>
     </w:p>
@@ -1935,7 +1829,7 @@
           <w:color w:val="333333"/>
           <w:sz w:val="19"/>
         </w:rPr>
-        <w:t>1. 業界其他人放棄了女式三輪腳踏車；</w:t>
+        <w:t>1. 該行業的其他公司放棄了女子三輪車；</w:t>
       </w:r>
     </w:p>
     <w:p>
@@ -1951,7 +1845,7 @@
           <w:color w:val="333333"/>
           <w:sz w:val="19"/>
         </w:rPr>
-        <w:t>2. Liv沒有，而Avow Advanced SL就是證明；</w:t>
+        <w:t>2. Liv 沒有－Avow Advanced SL 就是證明；</w:t>
       </w:r>
     </w:p>
     <w:p>
@@ -1967,7 +1861,7 @@
           <w:color w:val="333333"/>
           <w:sz w:val="19"/>
         </w:rPr>
-        <w:t>3. 閱讀完整的文章：鐵人三項的Liv Avow Advanced SL。</w:t>
+        <w:t>3. 閱讀完整文章：《Liv Avow Advanced SL on Triathlete》。</w:t>
       </w:r>
     </w:p>
     <w:p>
@@ -1984,7 +1878,7 @@
         </w:rPr>
         <w:t xml:space="preserve">【220 Triathlon | 2026-09-21】 </w:t>
       </w:r>
-      <w:hyperlink w:rId="rId29">
+      <w:hyperlink w:rId="rId28">
         <w:r>
           <w:rPr>
             <w:color w:val="1F4D78"/>
@@ -2041,7 +1935,7 @@
           <w:color w:val="333333"/>
           <w:sz w:val="19"/>
         </w:rPr>
-        <w:t>1. 準備參加我們為期八週的免費雙項全能訓練計劃–結合跑步、騎腳踏車和磚塊訓練，旨在建立您應對10公裡、40公裡跑步所需的健身和信心；</w:t>
+        <w:t>1. 準備好參加我們的免費八週鐵人三項訓練計畫 - 結合跑步、騎自行車和磚塊訓練，旨在增強您應對 10 公里跑步、40 公里…所需的體能和信心；</w:t>
       </w:r>
     </w:p>
     <w:p>
@@ -2105,7 +1999,7 @@
         </w:rPr>
         <w:t xml:space="preserve">【Slowtwitch | 2026-09-28】 </w:t>
       </w:r>
-      <w:hyperlink w:rId="rId30">
+      <w:hyperlink w:rId="rId29">
         <w:r>
           <w:rPr>
             <w:color w:val="1F4D78"/>
@@ -2162,7 +2056,7 @@
           <w:color w:val="333333"/>
           <w:sz w:val="19"/>
         </w:rPr>
-        <w:t>1. 在今天在蓬特韋德拉舉行的世界鐵人三項錦標賽決賽中，衝刺結束和令人難以置信的跑步比賽；</w:t>
+        <w:t>1. 今天在龐特維德拉舉行的世界鐵人三項錦標賽決賽中，衝刺終點和令人難以置信的跑動為一場永恆的比賽奠定了基礎；</w:t>
       </w:r>
     </w:p>
     <w:p>
@@ -2178,7 +2072,7 @@
           <w:color w:val="333333"/>
           <w:sz w:val="19"/>
         </w:rPr>
-        <w:t>2. Hauser參加世界鐵人三項決賽， Vilaca參加；</w:t>
+        <w:t>2. 後豪瑟奪得世界鐵人三項決賽，維拉卡奪得；</w:t>
       </w:r>
     </w:p>
     <w:p>
@@ -2211,7 +2105,7 @@
         </w:rPr>
         <w:t xml:space="preserve">【Slowtwitch | 2026-09-23】 </w:t>
       </w:r>
-      <w:hyperlink w:rId="rId31">
+      <w:hyperlink w:rId="rId30">
         <w:r>
           <w:rPr>
             <w:color w:val="1F4D78"/>
@@ -2268,7 +2162,7 @@
           <w:color w:val="333333"/>
           <w:sz w:val="19"/>
         </w:rPr>
-        <w:t>1. "I am shocked that this shoe came from Altra；</w:t>
+        <w:t>1. 「我很驚訝這款鞋來自 Altra；</w:t>
       </w:r>
     </w:p>
     <w:p>
@@ -2284,7 +2178,7 @@
           <w:color w:val="333333"/>
           <w:sz w:val="19"/>
         </w:rPr>
-        <w:t>2. It's easily one of my favorite carbon racers I've ever worn；</w:t>
+        <w:t>2. 它無疑是我穿過的最喜歡的碳纖維賽車鞋之一；</w:t>
       </w:r>
     </w:p>
     <w:p>
@@ -2300,7 +2194,7 @@
           <w:color w:val="333333"/>
           <w:sz w:val="19"/>
         </w:rPr>
-        <w:t>3. And it's one that I think most triathletes should be looking at。</w:t>
+        <w:t>3. 而且我認為大多數鐵人三項運動員都應該關注它。</w:t>
       </w:r>
     </w:p>
     <w:p>
@@ -2332,7 +2226,7 @@
         </w:rPr>
         <w:t xml:space="preserve">【Triathlete Magazine | 2026-09-28】 </w:t>
       </w:r>
-      <w:hyperlink w:rId="rId32">
+      <w:hyperlink w:rId="rId31">
         <w:r>
           <w:rPr>
             <w:color w:val="1F4D78"/>
@@ -2389,7 +2283,7 @@
           <w:color w:val="333333"/>
           <w:sz w:val="19"/>
         </w:rPr>
-        <w:t>1. 卡桑德尔·博格兰德 (Cassandre Beaugrand) 横扫赢得女子 WTCS 冠军，而瓦斯科·维拉萨 (Vasco Vilaça) 尽管在庞特维德拉 (Pontevedra) 冲刺赛中以微弱优势输给了马特·豪瑟 (Matt Hauser)，但还是获得了他的第一个男子世界冠军；</w:t>
+        <w:t>1. 卡桑德爾·博格蘭德 (Cassandre Beaugrand) 橫掃贏得女子 WTCS 冠軍，而瓦斯科·維拉薩 (Vasco Vilaça) 儘管在龐特維德拉 (Pontevedra) 衝刺賽中以微弱優勢輸給了馬特·豪瑟 (Matt Hauser)，但還是獲得了他的第一個男子世界冠軍；</w:t>
       </w:r>
     </w:p>
     <w:p>
@@ -2438,7 +2332,7 @@
         </w:rPr>
         <w:t xml:space="preserve">【Slowtwitch | 2026-09-27】 </w:t>
       </w:r>
-      <w:hyperlink w:rId="rId33">
+      <w:hyperlink w:rId="rId32">
         <w:r>
           <w:rPr>
             <w:color w:val="1F4D78"/>
@@ -2544,7 +2438,7 @@
         </w:rPr>
         <w:t xml:space="preserve">【TrainingPeaks Blog | 2026-09-26】 </w:t>
       </w:r>
-      <w:hyperlink w:rId="rId34">
+      <w:hyperlink w:rId="rId33">
         <w:r>
           <w:rPr>
             <w:color w:val="1F4D78"/>
@@ -2650,7 +2544,7 @@
         </w:rPr>
         <w:t xml:space="preserve">【Slowtwitch | 2026-09-26】 </w:t>
       </w:r>
-      <w:hyperlink w:rId="rId35">
+      <w:hyperlink w:rId="rId34">
         <w:r>
           <w:rPr>
             <w:color w:val="1F4D78"/>
@@ -2756,7 +2650,7 @@
         </w:rPr>
         <w:t xml:space="preserve">【Slowtwitch | 2026-09-25】 </w:t>
       </w:r>
-      <w:hyperlink w:rId="rId36">
+      <w:hyperlink w:rId="rId35">
         <w:r>
           <w:rPr>
             <w:color w:val="1F4D78"/>
@@ -2862,7 +2756,7 @@
         </w:rPr>
         <w:t xml:space="preserve">【220 Triathlon | 2026-09-25】 </w:t>
       </w:r>
-      <w:hyperlink w:rId="rId37">
+      <w:hyperlink w:rId="rId36">
         <w:r>
           <w:rPr>
             <w:color w:val="1F4D78"/>
@@ -2968,7 +2862,7 @@
         </w:rPr>
         <w:t xml:space="preserve">【Triathlete Magazine | 2026-09-25】 </w:t>
       </w:r>
-      <w:hyperlink w:rId="rId38">
+      <w:hyperlink w:rId="rId37">
         <w:r>
           <w:rPr>
             <w:color w:val="1F4D78"/>
@@ -3074,7 +2968,7 @@
         </w:rPr>
         <w:t xml:space="preserve">【220 Triathlon | 2026-09-25】 </w:t>
       </w:r>
-      <w:hyperlink w:rId="rId39">
+      <w:hyperlink w:rId="rId38">
         <w:r>
           <w:rPr>
             <w:color w:val="1F4D78"/>
@@ -3180,7 +3074,7 @@
         </w:rPr>
         <w:t xml:space="preserve">【Slowtwitch | 2026-09-25】 </w:t>
       </w:r>
-      <w:hyperlink w:rId="rId40">
+      <w:hyperlink w:rId="rId39">
         <w:r>
           <w:rPr>
             <w:color w:val="1F4D78"/>
@@ -3286,7 +3180,7 @@
         </w:rPr>
         <w:t xml:space="preserve">【Triathlete Magazine | 2026-09-24】 </w:t>
       </w:r>
-      <w:hyperlink w:rId="rId41">
+      <w:hyperlink w:rId="rId40">
         <w:r>
           <w:rPr>
             <w:color w:val="1F4D78"/>
@@ -3392,7 +3286,7 @@
         </w:rPr>
         <w:t xml:space="preserve">【Slowtwitch | 2026-09-24】 </w:t>
       </w:r>
-      <w:hyperlink w:rId="rId42">
+      <w:hyperlink w:rId="rId41">
         <w:r>
           <w:rPr>
             <w:color w:val="1F4D78"/>
@@ -3498,7 +3392,7 @@
         </w:rPr>
         <w:t xml:space="preserve">【Triathlete Magazine | 2026-09-23】 </w:t>
       </w:r>
-      <w:hyperlink w:rId="rId43">
+      <w:hyperlink w:rId="rId42">
         <w:r>
           <w:rPr>
             <w:color w:val="1F4D78"/>
@@ -3507,7 +3401,7 @@
             <w:rFonts w:ascii="Calibri" w:hAnsi="Calibri" w:eastAsia="Microsoft JhengHei"/>
             <w:sz w:val="22"/>
           </w:rPr>
-          <w:t>年龄段运动员很少出现过度训练的情况。過度擴張不是。</w:t>
+          <w:t>年齡層運動員很少出現過度訓練的情況。過度擴張不是。</w:t>
         </w:r>
       </w:hyperlink>
     </w:p>
@@ -3604,7 +3498,7 @@
         </w:rPr>
         <w:t xml:space="preserve">【Slowtwitch | 2026-09-23】 </w:t>
       </w:r>
-      <w:hyperlink w:rId="rId44">
+      <w:hyperlink w:rId="rId43">
         <w:r>
           <w:rPr>
             <w:color w:val="1F4D78"/>
@@ -3678,6 +3572,112 @@
           <w:sz w:val="19"/>
         </w:rPr>
         <w:t>2. 《關於 2026 年世界鐵人三項錦標賽決賽你需要了解的一切》一文首先出現在 Slowtwitch News 上；</w:t>
+      </w:r>
+    </w:p>
+    <w:p>
+      <w:pPr>
+        <w:pStyle w:val="ListBullet"/>
+        <w:spacing w:after="40"/>
+        <w:ind w:left="576"/>
+      </w:pPr>
+      <w:r>
+        <w:rPr>
+          <w:rFonts w:ascii="Calibri" w:hAnsi="Calibri" w:eastAsia="Microsoft JhengHei"/>
+          <w:b w:val="0"/>
+          <w:color w:val="333333"/>
+          <w:sz w:val="19"/>
+        </w:rPr>
+        <w:t>3. 提供鐵人三項選手在實務備賽、運動防傷與體能恢復上的具體應用指導。。</w:t>
+      </w:r>
+    </w:p>
+    <w:p>
+      <w:pPr>
+        <w:keepNext/>
+        <w:spacing w:before="160" w:after="40"/>
+      </w:pPr>
+      <w:r>
+        <w:rPr>
+          <w:rFonts w:ascii="Calibri" w:hAnsi="Calibri" w:eastAsia="Microsoft JhengHei"/>
+          <w:b/>
+          <w:color w:val="595959"/>
+          <w:sz w:val="19"/>
+        </w:rPr>
+        <w:t xml:space="preserve">【Triathlete Magazine | 2026-09-22】 </w:t>
+      </w:r>
+      <w:hyperlink w:rId="rId44">
+        <w:r>
+          <w:rPr>
+            <w:color w:val="1F4D78"/>
+            <w:u w:val="single"/>
+            <w:b/>
+            <w:rFonts w:ascii="Calibri" w:hAnsi="Calibri" w:eastAsia="Microsoft JhengHei"/>
+            <w:sz w:val="22"/>
+          </w:rPr>
+          <w:t>為什麼所羅門的鐵人三項交易並不是科納贊助商第一次引起關注</w:t>
+        </w:r>
+      </w:hyperlink>
+    </w:p>
+    <w:p>
+      <w:pPr>
+        <w:spacing w:after="40"/>
+        <w:ind w:left="360"/>
+      </w:pPr>
+      <w:r>
+        <w:rPr>
+          <w:rFonts w:ascii="Calibri" w:hAnsi="Calibri" w:eastAsia="Microsoft JhengHei"/>
+          <w:b w:val="0"/>
+          <w:i/>
+          <w:color w:val="777777"/>
+          <w:sz w:val="17"/>
+        </w:rPr>
+        <w:t>原名: Why Salomon’s Ironman Deal Isn’t the First Time Kona Sponsors Raised Eyebrows</w:t>
+      </w:r>
+    </w:p>
+    <w:p>
+      <w:pPr>
+        <w:spacing w:after="40"/>
+        <w:ind w:left="360"/>
+      </w:pPr>
+      <w:r>
+        <w:rPr>
+          <w:rFonts w:ascii="Calibri" w:hAnsi="Calibri" w:eastAsia="Microsoft JhengHei"/>
+          <w:b/>
+          <w:color w:val="1F4D78"/>
+          <w:sz w:val="19"/>
+        </w:rPr>
+        <w:t>💡 【繁體中文 3 大重點摘要】：</w:t>
+      </w:r>
+    </w:p>
+    <w:p>
+      <w:pPr>
+        <w:pStyle w:val="ListBullet"/>
+        <w:spacing w:after="40"/>
+        <w:ind w:left="576"/>
+      </w:pPr>
+      <w:r>
+        <w:rPr>
+          <w:rFonts w:ascii="Calibri" w:hAnsi="Calibri" w:eastAsia="Microsoft JhengHei"/>
+          <w:b w:val="0"/>
+          <w:color w:val="333333"/>
+          <w:sz w:val="19"/>
+        </w:rPr>
+        <w:t>1. 深入探討不可思議的聯盟、奇特的產品推廣和開箱即用的品牌交易，這些都幫助建立了世界上最著名的鐵人三項賽；</w:t>
+      </w:r>
+    </w:p>
+    <w:p>
+      <w:pPr>
+        <w:pStyle w:val="ListBullet"/>
+        <w:spacing w:after="40"/>
+        <w:ind w:left="576"/>
+      </w:pPr>
+      <w:r>
+        <w:rPr>
+          <w:rFonts w:ascii="Calibri" w:hAnsi="Calibri" w:eastAsia="Microsoft JhengHei"/>
+          <w:b w:val="0"/>
+          <w:color w:val="333333"/>
+          <w:sz w:val="19"/>
+        </w:rPr>
+        <w:t>2. 閱讀全文：為什麼所羅門的鋼鐵人交易不…；</w:t>
       </w:r>
     </w:p>
     <w:p>
@@ -3719,112 +3719,6 @@
             <w:rFonts w:ascii="Calibri" w:hAnsi="Calibri" w:eastAsia="Microsoft JhengHei"/>
             <w:sz w:val="22"/>
           </w:rPr>
-          <w:t>為什麼所羅門的鐵人三項交易並不是科納贊助商第一次引起關注</w:t>
-        </w:r>
-      </w:hyperlink>
-    </w:p>
-    <w:p>
-      <w:pPr>
-        <w:spacing w:after="40"/>
-        <w:ind w:left="360"/>
-      </w:pPr>
-      <w:r>
-        <w:rPr>
-          <w:rFonts w:ascii="Calibri" w:hAnsi="Calibri" w:eastAsia="Microsoft JhengHei"/>
-          <w:b w:val="0"/>
-          <w:i/>
-          <w:color w:val="777777"/>
-          <w:sz w:val="17"/>
-        </w:rPr>
-        <w:t>原名: Why Salomon’s Ironman Deal Isn’t the First Time Kona Sponsors Raised Eyebrows</w:t>
-      </w:r>
-    </w:p>
-    <w:p>
-      <w:pPr>
-        <w:spacing w:after="40"/>
-        <w:ind w:left="360"/>
-      </w:pPr>
-      <w:r>
-        <w:rPr>
-          <w:rFonts w:ascii="Calibri" w:hAnsi="Calibri" w:eastAsia="Microsoft JhengHei"/>
-          <w:b/>
-          <w:color w:val="1F4D78"/>
-          <w:sz w:val="19"/>
-        </w:rPr>
-        <w:t>💡 【繁體中文 3 大重點摘要】：</w:t>
-      </w:r>
-    </w:p>
-    <w:p>
-      <w:pPr>
-        <w:pStyle w:val="ListBullet"/>
-        <w:spacing w:after="40"/>
-        <w:ind w:left="576"/>
-      </w:pPr>
-      <w:r>
-        <w:rPr>
-          <w:rFonts w:ascii="Calibri" w:hAnsi="Calibri" w:eastAsia="Microsoft JhengHei"/>
-          <w:b w:val="0"/>
-          <w:color w:val="333333"/>
-          <w:sz w:val="19"/>
-        </w:rPr>
-        <w:t>1. 深入探討不可思議的聯盟、奇特的產品推廣和開箱即用的品牌交易，這些都幫助建立了世界上最著名的鐵人三項賽；</w:t>
-      </w:r>
-    </w:p>
-    <w:p>
-      <w:pPr>
-        <w:pStyle w:val="ListBullet"/>
-        <w:spacing w:after="40"/>
-        <w:ind w:left="576"/>
-      </w:pPr>
-      <w:r>
-        <w:rPr>
-          <w:rFonts w:ascii="Calibri" w:hAnsi="Calibri" w:eastAsia="Microsoft JhengHei"/>
-          <w:b w:val="0"/>
-          <w:color w:val="333333"/>
-          <w:sz w:val="19"/>
-        </w:rPr>
-        <w:t>2. 閱讀全文：為什麼所羅門的鋼鐵人交易不…；</w:t>
-      </w:r>
-    </w:p>
-    <w:p>
-      <w:pPr>
-        <w:pStyle w:val="ListBullet"/>
-        <w:spacing w:after="40"/>
-        <w:ind w:left="576"/>
-      </w:pPr>
-      <w:r>
-        <w:rPr>
-          <w:rFonts w:ascii="Calibri" w:hAnsi="Calibri" w:eastAsia="Microsoft JhengHei"/>
-          <w:b w:val="0"/>
-          <w:color w:val="333333"/>
-          <w:sz w:val="19"/>
-        </w:rPr>
-        <w:t>3. 提供鐵人三項選手在實務備賽、運動防傷與體能恢復上的具體應用指導。。</w:t>
-      </w:r>
-    </w:p>
-    <w:p>
-      <w:pPr>
-        <w:keepNext/>
-        <w:spacing w:before="160" w:after="40"/>
-      </w:pPr>
-      <w:r>
-        <w:rPr>
-          <w:rFonts w:ascii="Calibri" w:hAnsi="Calibri" w:eastAsia="Microsoft JhengHei"/>
-          <w:b/>
-          <w:color w:val="595959"/>
-          <w:sz w:val="19"/>
-        </w:rPr>
-        <w:t xml:space="preserve">【Triathlete Magazine | 2026-09-22】 </w:t>
-      </w:r>
-      <w:hyperlink w:rId="rId46">
-        <w:r>
-          <w:rPr>
-            <w:color w:val="1F4D78"/>
-            <w:u w:val="single"/>
-            <w:b/>
-            <w:rFonts w:ascii="Calibri" w:hAnsi="Calibri" w:eastAsia="Microsoft JhengHei"/>
-            <w:sz w:val="22"/>
-          </w:rPr>
           <w:t>騎車事故後護理人員的救生急救指南</w:t>
         </w:r>
       </w:hyperlink>
@@ -3922,7 +3816,7 @@
         </w:rPr>
         <w:t xml:space="preserve">【TrainingPeaks Blog | 2026-09-22】 </w:t>
       </w:r>
-      <w:hyperlink w:rId="rId47">
+      <w:hyperlink w:rId="rId46">
         <w:r>
           <w:rPr>
             <w:color w:val="1F4D78"/>
@@ -4028,7 +3922,7 @@
         </w:rPr>
         <w:t xml:space="preserve">【Triathlete Magazine | 2026-09-21】 </w:t>
       </w:r>
-      <w:hyperlink w:rId="rId48">
+      <w:hyperlink w:rId="rId47">
         <w:r>
           <w:rPr>
             <w:color w:val="1F4D78"/>
@@ -4037,7 +3931,7 @@
             <w:rFonts w:ascii="Calibri" w:hAnsi="Calibri" w:eastAsia="Microsoft JhengHei"/>
             <w:sz w:val="22"/>
           </w:rPr>
-          <w:t>關於乳酸補充劑，鐵人三項運動員需要知道什麼</w:t>
+          <w:t>鐵人三項運動員需要了解哪些關於乳酸補充劑的信息</w:t>
         </w:r>
       </w:hyperlink>
     </w:p>
@@ -4134,7 +4028,7 @@
         </w:rPr>
         <w:t xml:space="preserve">【220 Triathlon | 2026-09-21】 </w:t>
       </w:r>
-      <w:hyperlink w:rId="rId49">
+      <w:hyperlink w:rId="rId48">
         <w:r>
           <w:rPr>
             <w:color w:val="1F4D78"/>
@@ -4143,7 +4037,7 @@
             <w:rFonts w:ascii="Calibri" w:hAnsi="Calibri" w:eastAsia="Microsoft JhengHei"/>
             <w:sz w:val="22"/>
           </w:rPr>
-          <w:t>海登王爾德再次做到–奇異果用Ekoï French Riviera T100勝利支撐70.3個世界</w:t>
+          <w:t>海登王爾德 (Hayden Wilde) 再次奪冠 – Kiwi 憑藉 Ekoï 法國裡維埃拉 T100 賽冠軍，以 70.3 分的成績獲得世界冠軍</w:t>
         </w:r>
       </w:hyperlink>
     </w:p>
@@ -4331,7 +4225,7 @@
           <w:color w:val="333333"/>
           <w:sz w:val="20"/>
         </w:rPr>
-        <w:t>：1. A new triathlon smartwatch that costs 25% less than its competitors, a sustainable product made from recycled wetsuits, and more；</w:t>
+        <w:t>：1. 新款鐵人三項智慧手錶的成本比競爭對手低 25%，採用回收潛水衣製成的永續產品等等；</w:t>
       </w:r>
     </w:p>
     <w:p>
@@ -4345,7 +4239,7 @@
           <w:color w:val="333333"/>
           <w:sz w:val="20"/>
         </w:rPr>
-        <w:t>2. Here's what our editors keep reaching for in their training；</w:t>
+        <w:t>2. 這是我們的編輯在培訓中不斷追求的目標；</w:t>
       </w:r>
     </w:p>
     <w:p>
@@ -4375,7 +4269,7 @@
           <w:color w:val="333333"/>
           <w:sz w:val="20"/>
         </w:rPr>
-        <w:t>我在2026年遊了數千米，找到了我最喜愛的男士遊泳幹擾器–以下是最好的</w:t>
+        <w:t>我遊了數千米才找到 2026 年我最喜歡的男士游泳褲 - 這是最好的</w:t>
       </w:r>
       <w:r>
         <w:rPr>
@@ -4398,7 +4292,7 @@
           <w:color w:val="333333"/>
           <w:sz w:val="20"/>
         </w:rPr>
-        <w:t>2. Here are the 10 pairs that stood out；</w:t>
+        <w:t>2. 以下是脫穎而出的 10 對；</w:t>
       </w:r>
     </w:p>
     <w:p>
@@ -4452,7 +4346,7 @@
           <w:color w:val="333333"/>
           <w:sz w:val="20"/>
         </w:rPr>
-        <w:t>：1. 新的研究表明，在團隊中跑步可以減少空氣動力阻力，並幫助跑步者節省能源，所以即使作為中組跑者，選秀也可以成為更快馬拉鬆的秘訣嗎；</w:t>
+        <w:t>：1. 新的研究表明，集體跑步可以減少空氣動力阻力並幫助跑步者節省能量，那麼即使是中等規模的跑步者，起草動作是否也能成為跑得更快的馬拉鬆的秘訣呢；</w:t>
       </w:r>
     </w:p>
     <w:p>
@@ -4496,7 +4390,7 @@
           <w:color w:val="333333"/>
           <w:sz w:val="20"/>
         </w:rPr>
-        <w:t>Casper Stornes在訓練中將腳踏車撞出科納</w:t>
+        <w:t>卡斯珀·斯托恩斯 (Casper Stornes) 在科納訓練時撞車</w:t>
       </w:r>
       <w:r>
         <w:rPr>
@@ -4505,7 +4399,7 @@
           <w:color w:val="333333"/>
           <w:sz w:val="20"/>
         </w:rPr>
-        <w:t>：1. 來自附近熱帶風暴的風導致斯託恩斯墜毀，遭受多處裂縫；</w:t>
+        <w:t>：1. 附近熱帶風暴的大風導致斯托恩斯墜毀，造成多處骨折；</w:t>
       </w:r>
     </w:p>
     <w:p>
@@ -4519,7 +4413,7 @@
           <w:color w:val="333333"/>
           <w:sz w:val="20"/>
         </w:rPr>
-        <w:t>2. 帖子Casper Stornes在訓練中撞車， Out of Kona首次出現在Slowtwitch News上；</w:t>
+        <w:t>2. 卡斯珀·斯托恩斯 (Casper Stornes) 在科納訓練時撞車的帖子首次出現在 Slowtwitch News 上；</w:t>
       </w:r>
     </w:p>
     <w:p>
@@ -4549,7 +4443,7 @@
           <w:color w:val="333333"/>
           <w:sz w:val="20"/>
         </w:rPr>
-        <w:t>最好的跑鞋是什麼？我們的跑步團隊在2026年測試了11個最受歡迎的賽車和訓練選項</w:t>
+        <w:t>最好的跑鞋是什麼？我們的跑步團隊測試了 2026 年最愛的 11 種比賽和訓練選項</w:t>
       </w:r>
       <w:r>
         <w:rPr>
@@ -4558,7 +4452,7 @@
           <w:color w:val="333333"/>
           <w:sz w:val="20"/>
         </w:rPr>
-        <w:t>：1. 對於尋找跑鞋感到困惑，並希望找到最適合您的鞋子；</w:t>
+        <w:t>：1. 對尋找跑鞋感到困惑並想找到最適合您的一雙；</w:t>
       </w:r>
     </w:p>
     <w:p>
@@ -4572,7 +4466,7 @@
           <w:color w:val="333333"/>
           <w:sz w:val="20"/>
         </w:rPr>
-        <w:t>2. 以下是我們最喜歡的11款全能跑鞋，由瞭解其內容的專家進行測試；</w:t>
+        <w:t>2. 以下是我們最喜歡的 11 款全能跑鞋，均由了解其性能的專家進行測試；</w:t>
       </w:r>
     </w:p>
     <w:p>
@@ -4626,7 +4520,7 @@
           <w:color w:val="333333"/>
           <w:sz w:val="20"/>
         </w:rPr>
-        <w:t>：1. 在今天在蓬特韋德拉舉行的世界鐵人三項錦標賽決賽中，衝刺結束和令人難以置信的跑步比賽；</w:t>
+        <w:t>：1. 今天在龐特維德拉舉行的世界鐵人三項錦標賽決賽中，衝刺終點和令人難以置信的跑動為一場永恆的比賽奠定了基礎；</w:t>
       </w:r>
     </w:p>
     <w:p>
@@ -4640,7 +4534,7 @@
           <w:color w:val="333333"/>
           <w:sz w:val="20"/>
         </w:rPr>
-        <w:t>2. Hauser參加世界鐵人三項決賽， Vilaca參加；</w:t>
+        <w:t>2. 後豪瑟奪得世界鐵人三項決賽，維拉卡奪得；</w:t>
       </w:r>
     </w:p>
     <w:p>
@@ -4679,7 +4573,7 @@
           <w:color w:val="333333"/>
           <w:sz w:val="20"/>
         </w:rPr>
-        <w:t>：1. "I am shocked that this shoe came from Altra；</w:t>
+        <w:t>：1. 「我很驚訝這款鞋來自 Altra；</w:t>
       </w:r>
     </w:p>
     <w:p>
@@ -4693,7 +4587,7 @@
           <w:color w:val="333333"/>
           <w:sz w:val="20"/>
         </w:rPr>
-        <w:t>2. It's easily one of my favorite carbon racers I've ever worn；</w:t>
+        <w:t>2. 它無疑是我穿過的最喜歡的碳纖維賽車鞋之一；</w:t>
       </w:r>
     </w:p>
     <w:p>
@@ -4707,7 +4601,7 @@
           <w:color w:val="333333"/>
           <w:sz w:val="20"/>
         </w:rPr>
-        <w:t>3. And it's one that I think most triathletes should be looking at。</w:t>
+        <w:t>3. 而且我認為大多數鐵人三項運動員都應該關注它。</w:t>
       </w:r>
     </w:p>
     <w:p>
@@ -4747,7 +4641,7 @@
           <w:color w:val="333333"/>
           <w:sz w:val="20"/>
         </w:rPr>
-        <w:t>：1. 卡桑德尔·博格兰德 (Cassandre Beaugrand) 横扫赢得女子 WTCS 冠军，而瓦斯科·维拉萨 (Vasco Vilaça) 尽管在庞特维德拉 (Pontevedra) 冲刺赛中以微弱优势输给了马特·豪瑟 (Matt Hauser)，但还是获得了他的第一个男子世界冠军；</w:t>
+        <w:t>：1. 卡桑德爾·博格蘭德 (Cassandre Beaugrand) 橫掃贏得女子 WTCS 冠軍，而瓦斯科·維拉薩 (Vasco Vilaça) 儘管在龐特維德拉 (Pontevedra) 衝刺賽中以微弱優勢輸給了馬特·豪瑟 (Matt Hauser)，但還是獲得了他的第一個男子世界冠軍；</w:t>
       </w:r>
     </w:p>
     <w:p>
